--- a/outputs/THESIS_ASSETS/Ch4_Implementation/reproducibility_appendix.docx
+++ b/outputs/THESIS_ASSETS/Ch4_Implementation/reproducibility_appendix.docx
@@ -218,7 +218,7 @@
               <w:rPr>
                 <w:sz w:val="14"/>
               </w:rPr>
-              <w:t>0f2fcfc8f3069a2b7d40ec0ee3894d2c093e6e28</w:t>
+              <w:t>97738638c956f80eb1bffa4279496593476b3f5a</w:t>
             </w:r>
           </w:p>
         </w:tc>
@@ -246,7 +246,7 @@
               <w:rPr>
                 <w:sz w:val="14"/>
               </w:rPr>
-              <w:t>2026-09-11T14:20:33.866791+00:00</w:t>
+              <w:t>2026-09-11T14:53:29.845954+00:00</w:t>
             </w:r>
           </w:p>
         </w:tc>
@@ -262,7 +262,7 @@
     </w:p>
     <w:p>
       <w:r>
-        <w:t>Global seed: 42. Runs by recorded seed: 42 -&gt; 280. Runs recording a different seed: none.</w:t>
+        <w:t>Global seed: 42. Runs by recorded seed: 42 -&gt; 283. Runs recording a different seed: none.</w:t>
       </w:r>
     </w:p>
     <w:p>
@@ -5947,20 +5947,20 @@
               <w:rPr>
                 <w:sz w:val="14"/>
               </w:rPr>
-              <w:t>2</w:t>
-            </w:r>
-          </w:p>
-        </w:tc>
-        <w:tc>
-          <w:tcPr>
-            <w:tcW w:type="dxa" w:w="1234"/>
-          </w:tcPr>
-          <w:p>
-            <w:r>
-              <w:rPr>
-                <w:sz w:val="14"/>
-              </w:rPr>
-              <w:t>2</w:t>
+              <w:t>3</w:t>
+            </w:r>
+          </w:p>
+        </w:tc>
+        <w:tc>
+          <w:tcPr>
+            <w:tcW w:type="dxa" w:w="1234"/>
+          </w:tcPr>
+          <w:p>
+            <w:r>
+              <w:rPr>
+                <w:sz w:val="14"/>
+              </w:rPr>
+              <w:t>3</w:t>
             </w:r>
           </w:p>
         </w:tc>
@@ -5986,7 +5986,7 @@
               <w:rPr>
                 <w:sz w:val="14"/>
               </w:rPr>
-              <w:t>13.9</w:t>
+              <w:t>21.1</w:t>
             </w:r>
           </w:p>
         </w:tc>
@@ -6319,20 +6319,20 @@
               <w:rPr>
                 <w:sz w:val="14"/>
               </w:rPr>
-              <w:t>1</w:t>
-            </w:r>
-          </w:p>
-        </w:tc>
-        <w:tc>
-          <w:tcPr>
-            <w:tcW w:type="dxa" w:w="1234"/>
-          </w:tcPr>
-          <w:p>
-            <w:r>
-              <w:rPr>
-                <w:sz w:val="14"/>
-              </w:rPr>
-              <w:t>1</w:t>
+              <w:t>3</w:t>
+            </w:r>
+          </w:p>
+        </w:tc>
+        <w:tc>
+          <w:tcPr>
+            <w:tcW w:type="dxa" w:w="1234"/>
+          </w:tcPr>
+          <w:p>
+            <w:r>
+              <w:rPr>
+                <w:sz w:val="14"/>
+              </w:rPr>
+              <w:t>3</w:t>
             </w:r>
           </w:p>
         </w:tc>
@@ -6358,20 +6358,20 @@
               <w:rPr>
                 <w:sz w:val="14"/>
               </w:rPr>
-              <w:t>5.9</w:t>
-            </w:r>
-          </w:p>
-        </w:tc>
-        <w:tc>
-          <w:tcPr>
-            <w:tcW w:type="dxa" w:w="1234"/>
-          </w:tcPr>
-          <w:p>
-            <w:r>
-              <w:rPr>
-                <w:sz w:val="14"/>
-              </w:rPr>
-              <w:t>5.9</w:t>
+              <w:t>17.6</w:t>
+            </w:r>
+          </w:p>
+        </w:tc>
+        <w:tc>
+          <w:tcPr>
+            <w:tcW w:type="dxa" w:w="1234"/>
+          </w:tcPr>
+          <w:p>
+            <w:r>
+              <w:rPr>
+                <w:sz w:val="14"/>
+              </w:rPr>
+              <w:t>6.2</w:t>
             </w:r>
           </w:p>
         </w:tc>

--- a/outputs/THESIS_ASSETS/Ch4_Implementation/reproducibility_appendix.docx
+++ b/outputs/THESIS_ASSETS/Ch4_Implementation/reproducibility_appendix.docx
@@ -246,7 +246,7 @@
               <w:rPr>
                 <w:sz w:val="14"/>
               </w:rPr>
-              <w:t>2026-09-11T14:53:29.845954+00:00</w:t>
+              <w:t>2026-09-11T14:54:48.373992+00:00</w:t>
             </w:r>
           </w:p>
         </w:tc>
@@ -262,7 +262,7 @@
     </w:p>
     <w:p>
       <w:r>
-        <w:t>Global seed: 42. Runs by recorded seed: 42 -&gt; 283. Runs recording a different seed: none.</w:t>
+        <w:t>Global seed: 42. Runs by recorded seed: 42 -&gt; 284. Runs recording a different seed: none.</w:t>
       </w:r>
     </w:p>
     <w:p>
@@ -6319,20 +6319,20 @@
               <w:rPr>
                 <w:sz w:val="14"/>
               </w:rPr>
-              <w:t>3</w:t>
-            </w:r>
-          </w:p>
-        </w:tc>
-        <w:tc>
-          <w:tcPr>
-            <w:tcW w:type="dxa" w:w="1234"/>
-          </w:tcPr>
-          <w:p>
-            <w:r>
-              <w:rPr>
-                <w:sz w:val="14"/>
-              </w:rPr>
-              <w:t>3</w:t>
+              <w:t>4</w:t>
+            </w:r>
+          </w:p>
+        </w:tc>
+        <w:tc>
+          <w:tcPr>
+            <w:tcW w:type="dxa" w:w="1234"/>
+          </w:tcPr>
+          <w:p>
+            <w:r>
+              <w:rPr>
+                <w:sz w:val="14"/>
+              </w:rPr>
+              <w:t>4</w:t>
             </w:r>
           </w:p>
         </w:tc>
@@ -6358,7 +6358,7 @@
               <w:rPr>
                 <w:sz w:val="14"/>
               </w:rPr>
-              <w:t>17.6</w:t>
+              <w:t>23.3</w:t>
             </w:r>
           </w:p>
         </w:tc>
